--- a/.claude/skills/techdoc-md-renderer/scripts/default_template.docx
+++ b/.claude/skills/techdoc-md-renderer/scripts/default_template.docx
@@ -319,24 +319,6 @@
                 <w:szCs w:val="21"/>
               </w:rPr>
             </w:pPr>
-            <w:r>
-              <w:rPr>
-                <w:rFonts w:ascii="楷体_GB2312" w:eastAsia="楷体_GB2312" w:hint="eastAsia"/>
-                <w:color w:val="000000"/>
-                <w:sz w:val="21"/>
-                <w:szCs w:val="21"/>
-              </w:rPr>
-              <w:t>陈</w:t>
-            </w:r>
-            <w:r>
-              <w:rPr>
-                <w:rFonts w:ascii="楷体_GB2312" w:eastAsia="楷体_GB2312" w:hint="eastAsia"/>
-                <w:color w:val="000000"/>
-                <w:sz w:val="21"/>
-                <w:szCs w:val="21"/>
-              </w:rPr>
-              <w:t>琨杰</w:t>
-            </w:r>
           </w:p>
         </w:tc>
         <w:tc>
@@ -348,11 +330,21 @@
               <w:spacing w:line="240" w:lineRule="auto"/>
               <w:ind w:firstLineChars="0" w:firstLine="0"/>
               <w:rPr>
+                <w:rFonts w:hint="eastAsia"/>
                 <w:color w:val="C45911" w:themeColor="accent2" w:themeShade="BF"/>
                 <w:sz w:val="21"/>
                 <w:szCs w:val="21"/>
               </w:rPr>
             </w:pPr>
+            <w:r>
+              <w:rPr>
+                <w:rFonts w:hint="eastAsia"/>
+                <w:color w:val="000000" w:themeColor="text1"/>
+                <w:sz w:val="21"/>
+                <w:szCs w:val="21"/>
+              </w:rPr>
+              <w:t>初始制定</w:t>
+            </w:r>
           </w:p>
         </w:tc>
         <w:tc>
@@ -379,7 +371,7 @@
                 <w:sz w:val="21"/>
                 <w:szCs w:val="21"/>
               </w:rPr>
-              <w:t>初始版本</w:t>
+              <w:t>初始制定</w:t>
             </w:r>
           </w:p>
         </w:tc>
@@ -394,30 +386,12 @@
               <w:ind w:firstLineChars="0" w:firstLine="0"/>
               <w:jc w:val="center"/>
               <w:rPr>
-                <w:rFonts w:ascii="楷体_GB2312" w:eastAsia="楷体_GB2312" w:cs="Arial" w:hint="eastAsia"/>
+                <w:rFonts w:ascii="楷体_GB2312" w:eastAsia="楷体_GB2312" w:cs="Arial"/>
                 <w:kern w:val="0"/>
                 <w:sz w:val="21"/>
                 <w:szCs w:val="21"/>
               </w:rPr>
             </w:pPr>
-            <w:r>
-              <w:rPr>
-                <w:rFonts w:ascii="楷体_GB2312" w:eastAsia="楷体_GB2312" w:cs="Arial" w:hint="eastAsia"/>
-                <w:kern w:val="0"/>
-                <w:sz w:val="21"/>
-                <w:szCs w:val="21"/>
-              </w:rPr>
-              <w:t>20</w:t>
-            </w:r>
-            <w:r>
-              <w:rPr>
-                <w:rFonts w:ascii="楷体_GB2312" w:eastAsia="楷体_GB2312" w:cs="Arial" w:hint="eastAsia"/>
-                <w:kern w:val="0"/>
-                <w:sz w:val="21"/>
-                <w:szCs w:val="21"/>
-              </w:rPr>
-              <w:t>26.05.09</w:t>
-            </w:r>
           </w:p>
         </w:tc>
         <w:tc>
